--- a/STATITICS/Session 5/Asiignment 5.docx
+++ b/STATITICS/Session 5/Asiignment 5.docx
@@ -23,7 +23,27 @@
           <w:sz w:val="24"/>
           <w:szCs w:val="24"/>
         </w:rPr>
-        <w:t>Given a list of delivery times (in minutes) for 20 Zomato orders, calculate the 25th, 50th, and 75th percentiles using Python's numpy.percentile function.</w:t>
+        <w:t xml:space="preserve">Given a list of delivery times (in minutes) for 20 Zomato orders, calculate the 25th, 50th, and 75th percentiles using Python's </w:t>
+      </w:r>
+      <w:proofErr w:type="gramStart"/>
+      <w:r>
+        <w:rPr>
+          <w:b/>
+          <w:bCs/>
+          <w:sz w:val="24"/>
+          <w:szCs w:val="24"/>
+        </w:rPr>
+        <w:t>numpy.percentile</w:t>
+      </w:r>
+      <w:proofErr w:type="gramEnd"/>
+      <w:r>
+        <w:rPr>
+          <w:b/>
+          <w:bCs/>
+          <w:sz w:val="24"/>
+          <w:szCs w:val="24"/>
+        </w:rPr>
+        <w:t xml:space="preserve"> function.</w:t>
       </w:r>
     </w:p>
     <w:p>
@@ -122,7 +142,27 @@
           <w:sz w:val="24"/>
           <w:szCs w:val="24"/>
         </w:rPr>
-        <w:t>Create a Python script that takes an array of IPL player scores and divides them into quartiles using numpy.quantile. Print the values for Q1, Q2 (median), and Q3.</w:t>
+        <w:t xml:space="preserve">Create a Python script that takes an array of IPL player scores and divides them into quartiles using </w:t>
+      </w:r>
+      <w:proofErr w:type="gramStart"/>
+      <w:r>
+        <w:rPr>
+          <w:b/>
+          <w:bCs/>
+          <w:sz w:val="24"/>
+          <w:szCs w:val="24"/>
+        </w:rPr>
+        <w:t>numpy.quantile</w:t>
+      </w:r>
+      <w:proofErr w:type="gramEnd"/>
+      <w:r>
+        <w:rPr>
+          <w:b/>
+          <w:bCs/>
+          <w:sz w:val="24"/>
+          <w:szCs w:val="24"/>
+        </w:rPr>
+        <w:t>. Print the values for Q1, Q2 (median), and Q3.</w:t>
       </w:r>
     </w:p>
     <w:p>
@@ -328,6 +368,16 @@
     </w:p>
     <w:p>
       <w:pPr>
+        <w:rPr>
+          <w:b/>
+          <w:bCs/>
+          <w:sz w:val="24"/>
+          <w:szCs w:val="24"/>
+        </w:rPr>
+      </w:pPr>
+    </w:p>
+    <w:p>
+      <w:pPr>
         <w:pStyle w:val="ListParagraph"/>
         <w:numPr>
           <w:ilvl w:val="0"/>
@@ -378,16 +428,221 @@
           <w:bCs/>
           <w:sz w:val="24"/>
           <w:szCs w:val="24"/>
-        </w:rPr>
-      </w:pPr>
-    </w:p>
-    <w:p>
-      <w:pPr>
-        <w:rPr>
-          <w:b/>
-          <w:bCs/>
-          <w:sz w:val="24"/>
-          <w:szCs w:val="24"/>
+          <w:lang w:val="en-US"/>
+        </w:rPr>
+      </w:pPr>
+      <w:r>
+        <w:rPr>
+          <w:b/>
+          <w:bCs/>
+          <w:sz w:val="24"/>
+          <w:szCs w:val="24"/>
+        </w:rPr>
+        <w:drawing>
+          <wp:inline distT="0" distB="0" distL="0" distR="0" wp14:anchorId="7C689CB6" wp14:editId="599F6243">
+            <wp:extent cx="2179320" cy="350520"/>
+            <wp:effectExtent l="0" t="0" r="0" b="0"/>
+            <wp:docPr id="756224885" name="Picture 1"/>
+            <wp:cNvGraphicFramePr>
+              <a:graphicFrameLocks xmlns:a="http://schemas.openxmlformats.org/drawingml/2006/main" noChangeAspect="1"/>
+            </wp:cNvGraphicFramePr>
+            <a:graphic xmlns:a="http://schemas.openxmlformats.org/drawingml/2006/main">
+              <a:graphicData uri="http://schemas.openxmlformats.org/drawingml/2006/picture">
+                <pic:pic xmlns:pic="http://schemas.openxmlformats.org/drawingml/2006/picture">
+                  <pic:nvPicPr>
+                    <pic:cNvPr id="756224885" name=""/>
+                    <pic:cNvPicPr/>
+                  </pic:nvPicPr>
+                  <pic:blipFill>
+                    <a:blip r:embed="rId8"/>
+                    <a:stretch>
+                      <a:fillRect/>
+                    </a:stretch>
+                  </pic:blipFill>
+                  <pic:spPr>
+                    <a:xfrm>
+                      <a:off x="0" y="0"/>
+                      <a:ext cx="2179519" cy="350552"/>
+                    </a:xfrm>
+                    <a:prstGeom prst="rect">
+                      <a:avLst/>
+                    </a:prstGeom>
+                  </pic:spPr>
+                </pic:pic>
+              </a:graphicData>
+            </a:graphic>
+          </wp:inline>
+        </w:drawing>
+      </w:r>
+    </w:p>
+    <w:p>
+      <w:pPr>
+        <w:ind w:left="360"/>
+        <w:rPr>
+          <w:b/>
+          <w:bCs/>
+          <w:sz w:val="24"/>
+          <w:szCs w:val="24"/>
+          <w:lang w:val="en-US"/>
+        </w:rPr>
+      </w:pPr>
+    </w:p>
+    <w:p>
+      <w:pPr>
+        <w:rPr>
+          <w:b/>
+          <w:bCs/>
+          <w:sz w:val="24"/>
+          <w:szCs w:val="24"/>
+        </w:rPr>
+      </w:pPr>
+    </w:p>
+    <w:p>
+      <w:pPr>
+        <w:rPr>
+          <w:b/>
+          <w:bCs/>
+          <w:sz w:val="24"/>
+          <w:szCs w:val="24"/>
+        </w:rPr>
+      </w:pPr>
+    </w:p>
+    <w:p>
+      <w:pPr>
+        <w:rPr>
+          <w:b/>
+          <w:bCs/>
+          <w:sz w:val="24"/>
+          <w:szCs w:val="24"/>
+        </w:rPr>
+      </w:pPr>
+    </w:p>
+    <w:p>
+      <w:pPr>
+        <w:rPr>
+          <w:b/>
+          <w:bCs/>
+          <w:sz w:val="24"/>
+          <w:szCs w:val="24"/>
+        </w:rPr>
+      </w:pPr>
+    </w:p>
+    <w:p>
+      <w:pPr>
+        <w:rPr>
+          <w:b/>
+          <w:bCs/>
+          <w:sz w:val="24"/>
+          <w:szCs w:val="24"/>
+        </w:rPr>
+      </w:pPr>
+    </w:p>
+    <w:p>
+      <w:pPr>
+        <w:pStyle w:val="ListParagraph"/>
+        <w:numPr>
+          <w:ilvl w:val="0"/>
+          <w:numId w:val="1"/>
+        </w:numPr>
+        <w:rPr>
+          <w:b/>
+          <w:bCs/>
+          <w:sz w:val="24"/>
+          <w:szCs w:val="24"/>
+        </w:rPr>
+      </w:pPr>
+      <w:r>
+        <w:rPr>
+          <w:b/>
+          <w:bCs/>
+          <w:sz w:val="24"/>
+          <w:szCs w:val="24"/>
+        </w:rPr>
+        <w:t>Using matplotlib, create a boxplot of your weekly screen time (in hours) for the past 8 weeks. Label the axes and highlight any outliers.</w:t>
+      </w:r>
+    </w:p>
+    <w:p>
+      <w:pPr>
+        <w:ind w:left="360"/>
+        <w:rPr>
+          <w:b/>
+          <w:bCs/>
+          <w:sz w:val="24"/>
+          <w:szCs w:val="24"/>
+        </w:rPr>
+      </w:pPr>
+      <w:r>
+        <w:rPr>
+          <w:b/>
+          <w:bCs/>
+          <w:sz w:val="24"/>
+          <w:szCs w:val="24"/>
+        </w:rPr>
+        <w:t>ANSWERS:</w:t>
+      </w:r>
+    </w:p>
+    <w:p>
+      <w:pPr>
+        <w:ind w:left="360"/>
+        <w:rPr>
+          <w:b/>
+          <w:bCs/>
+          <w:sz w:val="24"/>
+          <w:szCs w:val="24"/>
+        </w:rPr>
+      </w:pPr>
+      <w:r>
+        <w:rPr>
+          <w:b/>
+          <w:bCs/>
+          <w:sz w:val="24"/>
+          <w:szCs w:val="24"/>
+        </w:rPr>
+        <w:drawing>
+          <wp:inline distT="0" distB="0" distL="0" distR="0" wp14:anchorId="2BA80308" wp14:editId="15AB8F39">
+            <wp:extent cx="5731510" cy="4211955"/>
+            <wp:effectExtent l="0" t="0" r="2540" b="0"/>
+            <wp:docPr id="1916350708" name="Picture 1"/>
+            <wp:cNvGraphicFramePr>
+              <a:graphicFrameLocks xmlns:a="http://schemas.openxmlformats.org/drawingml/2006/main" noChangeAspect="1"/>
+            </wp:cNvGraphicFramePr>
+            <a:graphic xmlns:a="http://schemas.openxmlformats.org/drawingml/2006/main">
+              <a:graphicData uri="http://schemas.openxmlformats.org/drawingml/2006/picture">
+                <pic:pic xmlns:pic="http://schemas.openxmlformats.org/drawingml/2006/picture">
+                  <pic:nvPicPr>
+                    <pic:cNvPr id="1916350708" name=""/>
+                    <pic:cNvPicPr/>
+                  </pic:nvPicPr>
+                  <pic:blipFill>
+                    <a:blip r:embed="rId9"/>
+                    <a:stretch>
+                      <a:fillRect/>
+                    </a:stretch>
+                  </pic:blipFill>
+                  <pic:spPr>
+                    <a:xfrm>
+                      <a:off x="0" y="0"/>
+                      <a:ext cx="5731510" cy="4211955"/>
+                    </a:xfrm>
+                    <a:prstGeom prst="rect">
+                      <a:avLst/>
+                    </a:prstGeom>
+                  </pic:spPr>
+                </pic:pic>
+              </a:graphicData>
+            </a:graphic>
+          </wp:inline>
+        </w:drawing>
+      </w:r>
+    </w:p>
+    <w:p>
+      <w:pPr>
+        <w:rPr>
+          <w:b/>
+          <w:bCs/>
+          <w:sz w:val="24"/>
+          <w:szCs w:val="24"/>
+          <w:lang w:val="en-US"/>
         </w:rPr>
       </w:pPr>
     </w:p>
@@ -492,8 +747,100 @@
       </w:pPr>
     </w:lvl>
   </w:abstractNum>
+  <w:abstractNum w:abstractNumId="1" w15:restartNumberingAfterBreak="0">
+    <w:nsid w:val="59486B5C"/>
+    <w:multiLevelType w:val="hybridMultilevel"/>
+    <w:tmpl w:val="777E9318"/>
+    <w:lvl w:ilvl="0" w:tplc="F7669CE4">
+      <w:start w:val="5"/>
+      <w:numFmt w:val="decimal"/>
+      <w:lvlText w:val="%1.)"/>
+      <w:lvlJc w:val="left"/>
+      <w:pPr>
+        <w:ind w:left="1080" w:hanging="360"/>
+      </w:pPr>
+      <w:rPr>
+        <w:rFonts w:hint="default"/>
+      </w:rPr>
+    </w:lvl>
+    <w:lvl w:ilvl="1" w:tplc="40090019" w:tentative="1">
+      <w:start w:val="1"/>
+      <w:numFmt w:val="lowerLetter"/>
+      <w:lvlText w:val="%2."/>
+      <w:lvlJc w:val="left"/>
+      <w:pPr>
+        <w:ind w:left="1800" w:hanging="360"/>
+      </w:pPr>
+    </w:lvl>
+    <w:lvl w:ilvl="2" w:tplc="4009001B" w:tentative="1">
+      <w:start w:val="1"/>
+      <w:numFmt w:val="lowerRoman"/>
+      <w:lvlText w:val="%3."/>
+      <w:lvlJc w:val="right"/>
+      <w:pPr>
+        <w:ind w:left="2520" w:hanging="180"/>
+      </w:pPr>
+    </w:lvl>
+    <w:lvl w:ilvl="3" w:tplc="4009000F" w:tentative="1">
+      <w:start w:val="1"/>
+      <w:numFmt w:val="decimal"/>
+      <w:lvlText w:val="%4."/>
+      <w:lvlJc w:val="left"/>
+      <w:pPr>
+        <w:ind w:left="3240" w:hanging="360"/>
+      </w:pPr>
+    </w:lvl>
+    <w:lvl w:ilvl="4" w:tplc="40090019" w:tentative="1">
+      <w:start w:val="1"/>
+      <w:numFmt w:val="lowerLetter"/>
+      <w:lvlText w:val="%5."/>
+      <w:lvlJc w:val="left"/>
+      <w:pPr>
+        <w:ind w:left="3960" w:hanging="360"/>
+      </w:pPr>
+    </w:lvl>
+    <w:lvl w:ilvl="5" w:tplc="4009001B" w:tentative="1">
+      <w:start w:val="1"/>
+      <w:numFmt w:val="lowerRoman"/>
+      <w:lvlText w:val="%6."/>
+      <w:lvlJc w:val="right"/>
+      <w:pPr>
+        <w:ind w:left="4680" w:hanging="180"/>
+      </w:pPr>
+    </w:lvl>
+    <w:lvl w:ilvl="6" w:tplc="4009000F" w:tentative="1">
+      <w:start w:val="1"/>
+      <w:numFmt w:val="decimal"/>
+      <w:lvlText w:val="%7."/>
+      <w:lvlJc w:val="left"/>
+      <w:pPr>
+        <w:ind w:left="5400" w:hanging="360"/>
+      </w:pPr>
+    </w:lvl>
+    <w:lvl w:ilvl="7" w:tplc="40090019" w:tentative="1">
+      <w:start w:val="1"/>
+      <w:numFmt w:val="lowerLetter"/>
+      <w:lvlText w:val="%8."/>
+      <w:lvlJc w:val="left"/>
+      <w:pPr>
+        <w:ind w:left="6120" w:hanging="360"/>
+      </w:pPr>
+    </w:lvl>
+    <w:lvl w:ilvl="8" w:tplc="4009001B" w:tentative="1">
+      <w:start w:val="1"/>
+      <w:numFmt w:val="lowerRoman"/>
+      <w:lvlText w:val="%9."/>
+      <w:lvlJc w:val="right"/>
+      <w:pPr>
+        <w:ind w:left="6840" w:hanging="180"/>
+      </w:pPr>
+    </w:lvl>
+  </w:abstractNum>
   <w:num w:numId="1" w16cid:durableId="144127539">
     <w:abstractNumId w:val="0"/>
+  </w:num>
+  <w:num w:numId="2" w16cid:durableId="1130394314">
+    <w:abstractNumId w:val="1"/>
   </w:num>
 </w:numbering>
 </file>
